--- a/documento.docx
+++ b/documento.docx
@@ -7,7 +7,23 @@
         <w:t>Gustavo dias</w:t>
       </w:r>
     </w:p>
+    <w:p>
+      <w:r>
+        <w:t>Vamos daleee</w:t>
+      </w:r>
+    </w:p>
     <w:p/>
+    <w:p>
+      <w:r>
+        <w:t>Daleee</w:t>
+      </w:r>
+    </w:p>
+    <w:p/>
+    <w:p>
+      <w:r>
+        <w:t>akldjflkajs</w:t>
+      </w:r>
+    </w:p>
     <w:sectPr>
       <w:pgSz w:w="12240" w:h="15840"/>
       <w:pgMar w:top="1440" w:right="1440" w:bottom="1440" w:left="1440" w:header="708" w:footer="708" w:gutter="0"/>
